--- a/SHAMA AMIR_timetable.docx
+++ b/SHAMA AMIR_timetable.docx
@@ -7,7 +7,12 @@
         <w:pStyle w:val="Title"/>
       </w:pPr>
       <w:r>
-        <w:t>Teacher Timetable - SHAMA AMIR</w:t>
+        <w:t>Teacher Timetable — SHAMA AMIR</w:t>
+      </w:r>
+    </w:p>
+    <w:p>
+      <w:r>
+        <w:t>Total Weekly Periods: 25</w:t>
       </w:r>
     </w:p>
     <w:tbl>
@@ -17,17 +22,19 @@
         <w:tblLook w:firstColumn="1" w:firstRow="1" w:lastColumn="0" w:lastRow="0" w:noHBand="0" w:noVBand="1" w:val="04A0"/>
       </w:tblPr>
       <w:tblGrid>
-        <w:gridCol w:w="1440"/>
-        <w:gridCol w:w="1440"/>
-        <w:gridCol w:w="1440"/>
-        <w:gridCol w:w="1440"/>
-        <w:gridCol w:w="1440"/>
-        <w:gridCol w:w="1440"/>
+        <w:gridCol w:w="1080"/>
+        <w:gridCol w:w="1080"/>
+        <w:gridCol w:w="1080"/>
+        <w:gridCol w:w="1080"/>
+        <w:gridCol w:w="1080"/>
+        <w:gridCol w:w="1080"/>
+        <w:gridCol w:w="1080"/>
+        <w:gridCol w:w="1080"/>
       </w:tblGrid>
       <w:tr>
         <w:tc>
           <w:tcPr>
-            <w:tcW w:type="dxa" w:w="1440"/>
+            <w:tcW w:type="dxa" w:w="1080"/>
           </w:tcPr>
           <w:p>
             <w:r>
@@ -37,51 +44,71 @@
         </w:tc>
         <w:tc>
           <w:tcPr>
-            <w:tcW w:type="dxa" w:w="1440"/>
+            <w:tcW w:type="dxa" w:w="1080"/>
           </w:tcPr>
           <w:p>
             <w:r>
-              <w:t>Monday</w:t>
+              <w:t>Mon-Thu Time</w:t>
             </w:r>
           </w:p>
         </w:tc>
         <w:tc>
           <w:tcPr>
-            <w:tcW w:type="dxa" w:w="1440"/>
+            <w:tcW w:type="dxa" w:w="1080"/>
           </w:tcPr>
           <w:p>
             <w:r>
-              <w:t>Tuesday</w:t>
+              <w:t>Mon</w:t>
             </w:r>
           </w:p>
         </w:tc>
         <w:tc>
           <w:tcPr>
-            <w:tcW w:type="dxa" w:w="1440"/>
+            <w:tcW w:type="dxa" w:w="1080"/>
           </w:tcPr>
           <w:p>
             <w:r>
-              <w:t>Wednesday</w:t>
+              <w:t>Tue</w:t>
             </w:r>
           </w:p>
         </w:tc>
         <w:tc>
           <w:tcPr>
-            <w:tcW w:type="dxa" w:w="1440"/>
+            <w:tcW w:type="dxa" w:w="1080"/>
           </w:tcPr>
           <w:p>
             <w:r>
-              <w:t>Thursday</w:t>
+              <w:t>Wed</w:t>
             </w:r>
           </w:p>
         </w:tc>
         <w:tc>
           <w:tcPr>
-            <w:tcW w:type="dxa" w:w="1440"/>
+            <w:tcW w:type="dxa" w:w="1080"/>
           </w:tcPr>
           <w:p>
             <w:r>
-              <w:t>Friday</w:t>
+              <w:t>Thu</w:t>
+            </w:r>
+          </w:p>
+        </w:tc>
+        <w:tc>
+          <w:tcPr>
+            <w:tcW w:type="dxa" w:w="1080"/>
+          </w:tcPr>
+          <w:p>
+            <w:r>
+              <w:t>Fri</w:t>
+            </w:r>
+          </w:p>
+        </w:tc>
+        <w:tc>
+          <w:tcPr>
+            <w:tcW w:type="dxa" w:w="1080"/>
+          </w:tcPr>
+          <w:p>
+            <w:r>
+              <w:t>Fri Time</w:t>
             </w:r>
           </w:p>
         </w:tc>
@@ -89,7 +116,7 @@
       <w:tr>
         <w:tc>
           <w:tcPr>
-            <w:tcW w:type="dxa" w:w="1440"/>
+            <w:tcW w:type="dxa" w:w="1080"/>
           </w:tcPr>
           <w:p>
             <w:r>
@@ -99,7 +126,17 @@
         </w:tc>
         <w:tc>
           <w:tcPr>
-            <w:tcW w:type="dxa" w:w="1440"/>
+            <w:tcW w:type="dxa" w:w="1080"/>
+          </w:tcPr>
+          <w:p>
+            <w:r>
+              <w:t>8:00-8:50</w:t>
+            </w:r>
+          </w:p>
+        </w:tc>
+        <w:tc>
+          <w:tcPr>
+            <w:tcW w:type="dxa" w:w="1080"/>
           </w:tcPr>
           <w:p>
             <w:r>
@@ -111,7 +148,7 @@
         </w:tc>
         <w:tc>
           <w:tcPr>
-            <w:tcW w:type="dxa" w:w="1440"/>
+            <w:tcW w:type="dxa" w:w="1080"/>
           </w:tcPr>
           <w:p>
             <w:r/>
@@ -119,7 +156,7 @@
         </w:tc>
         <w:tc>
           <w:tcPr>
-            <w:tcW w:type="dxa" w:w="1440"/>
+            <w:tcW w:type="dxa" w:w="1080"/>
           </w:tcPr>
           <w:p>
             <w:r/>
@@ -127,7 +164,7 @@
         </w:tc>
         <w:tc>
           <w:tcPr>
-            <w:tcW w:type="dxa" w:w="1440"/>
+            <w:tcW w:type="dxa" w:w="1080"/>
           </w:tcPr>
           <w:p>
             <w:r/>
@@ -135,17 +172,27 @@
         </w:tc>
         <w:tc>
           <w:tcPr>
-            <w:tcW w:type="dxa" w:w="1440"/>
+            <w:tcW w:type="dxa" w:w="1080"/>
           </w:tcPr>
           <w:p>
             <w:r/>
+          </w:p>
+        </w:tc>
+        <w:tc>
+          <w:tcPr>
+            <w:tcW w:type="dxa" w:w="1080"/>
+          </w:tcPr>
+          <w:p>
+            <w:r>
+              <w:t>8:00-8:40</w:t>
+            </w:r>
           </w:p>
         </w:tc>
       </w:tr>
       <w:tr>
         <w:tc>
           <w:tcPr>
-            <w:tcW w:type="dxa" w:w="1440"/>
+            <w:tcW w:type="dxa" w:w="1080"/>
           </w:tcPr>
           <w:p>
             <w:r>
@@ -155,7 +202,17 @@
         </w:tc>
         <w:tc>
           <w:tcPr>
-            <w:tcW w:type="dxa" w:w="1440"/>
+            <w:tcW w:type="dxa" w:w="1080"/>
+          </w:tcPr>
+          <w:p>
+            <w:r>
+              <w:t>8:50-9:30</w:t>
+            </w:r>
+          </w:p>
+        </w:tc>
+        <w:tc>
+          <w:tcPr>
+            <w:tcW w:type="dxa" w:w="1080"/>
           </w:tcPr>
           <w:p>
             <w:r/>
@@ -163,7 +220,7 @@
         </w:tc>
         <w:tc>
           <w:tcPr>
-            <w:tcW w:type="dxa" w:w="1440"/>
+            <w:tcW w:type="dxa" w:w="1080"/>
           </w:tcPr>
           <w:p>
             <w:r/>
@@ -171,7 +228,7 @@
         </w:tc>
         <w:tc>
           <w:tcPr>
-            <w:tcW w:type="dxa" w:w="1440"/>
+            <w:tcW w:type="dxa" w:w="1080"/>
           </w:tcPr>
           <w:p>
             <w:r>
@@ -183,7 +240,7 @@
         </w:tc>
         <w:tc>
           <w:tcPr>
-            <w:tcW w:type="dxa" w:w="1440"/>
+            <w:tcW w:type="dxa" w:w="1080"/>
           </w:tcPr>
           <w:p>
             <w:r>
@@ -195,7 +252,7 @@
         </w:tc>
         <w:tc>
           <w:tcPr>
-            <w:tcW w:type="dxa" w:w="1440"/>
+            <w:tcW w:type="dxa" w:w="1080"/>
           </w:tcPr>
           <w:p>
             <w:r>
@@ -205,11 +262,21 @@
             </w:r>
           </w:p>
         </w:tc>
+        <w:tc>
+          <w:tcPr>
+            <w:tcW w:type="dxa" w:w="1080"/>
+          </w:tcPr>
+          <w:p>
+            <w:r>
+              <w:t>8:40-9:15</w:t>
+            </w:r>
+          </w:p>
+        </w:tc>
       </w:tr>
       <w:tr>
         <w:tc>
           <w:tcPr>
-            <w:tcW w:type="dxa" w:w="1440"/>
+            <w:tcW w:type="dxa" w:w="1080"/>
           </w:tcPr>
           <w:p>
             <w:r>
@@ -219,7 +286,17 @@
         </w:tc>
         <w:tc>
           <w:tcPr>
-            <w:tcW w:type="dxa" w:w="1440"/>
+            <w:tcW w:type="dxa" w:w="1080"/>
+          </w:tcPr>
+          <w:p>
+            <w:r>
+              <w:t>9:30-10:10</w:t>
+            </w:r>
+          </w:p>
+        </w:tc>
+        <w:tc>
+          <w:tcPr>
+            <w:tcW w:type="dxa" w:w="1080"/>
           </w:tcPr>
           <w:p>
             <w:r>
@@ -231,7 +308,7 @@
         </w:tc>
         <w:tc>
           <w:tcPr>
-            <w:tcW w:type="dxa" w:w="1440"/>
+            <w:tcW w:type="dxa" w:w="1080"/>
           </w:tcPr>
           <w:p>
             <w:r>
@@ -243,7 +320,7 @@
         </w:tc>
         <w:tc>
           <w:tcPr>
-            <w:tcW w:type="dxa" w:w="1440"/>
+            <w:tcW w:type="dxa" w:w="1080"/>
           </w:tcPr>
           <w:p>
             <w:r/>
@@ -251,7 +328,7 @@
         </w:tc>
         <w:tc>
           <w:tcPr>
-            <w:tcW w:type="dxa" w:w="1440"/>
+            <w:tcW w:type="dxa" w:w="1080"/>
           </w:tcPr>
           <w:p>
             <w:r>
@@ -263,7 +340,7 @@
         </w:tc>
         <w:tc>
           <w:tcPr>
-            <w:tcW w:type="dxa" w:w="1440"/>
+            <w:tcW w:type="dxa" w:w="1080"/>
           </w:tcPr>
           <w:p>
             <w:r>
@@ -273,11 +350,21 @@
             </w:r>
           </w:p>
         </w:tc>
+        <w:tc>
+          <w:tcPr>
+            <w:tcW w:type="dxa" w:w="1080"/>
+          </w:tcPr>
+          <w:p>
+            <w:r>
+              <w:t>9:15-9:50</w:t>
+            </w:r>
+          </w:p>
+        </w:tc>
       </w:tr>
       <w:tr>
         <w:tc>
           <w:tcPr>
-            <w:tcW w:type="dxa" w:w="1440"/>
+            <w:tcW w:type="dxa" w:w="1080"/>
           </w:tcPr>
           <w:p>
             <w:r>
@@ -287,7 +374,17 @@
         </w:tc>
         <w:tc>
           <w:tcPr>
-            <w:tcW w:type="dxa" w:w="1440"/>
+            <w:tcW w:type="dxa" w:w="1080"/>
+          </w:tcPr>
+          <w:p>
+            <w:r>
+              <w:t>10:10-10:50</w:t>
+            </w:r>
+          </w:p>
+        </w:tc>
+        <w:tc>
+          <w:tcPr>
+            <w:tcW w:type="dxa" w:w="1080"/>
           </w:tcPr>
           <w:p>
             <w:r>
@@ -299,7 +396,7 @@
         </w:tc>
         <w:tc>
           <w:tcPr>
-            <w:tcW w:type="dxa" w:w="1440"/>
+            <w:tcW w:type="dxa" w:w="1080"/>
           </w:tcPr>
           <w:p>
             <w:r/>
@@ -307,7 +404,7 @@
         </w:tc>
         <w:tc>
           <w:tcPr>
-            <w:tcW w:type="dxa" w:w="1440"/>
+            <w:tcW w:type="dxa" w:w="1080"/>
           </w:tcPr>
           <w:p>
             <w:r>
@@ -319,7 +416,7 @@
         </w:tc>
         <w:tc>
           <w:tcPr>
-            <w:tcW w:type="dxa" w:w="1440"/>
+            <w:tcW w:type="dxa" w:w="1080"/>
           </w:tcPr>
           <w:p>
             <w:r>
@@ -331,7 +428,7 @@
         </w:tc>
         <w:tc>
           <w:tcPr>
-            <w:tcW w:type="dxa" w:w="1440"/>
+            <w:tcW w:type="dxa" w:w="1080"/>
           </w:tcPr>
           <w:p>
             <w:r>
@@ -341,11 +438,21 @@
             </w:r>
           </w:p>
         </w:tc>
+        <w:tc>
+          <w:tcPr>
+            <w:tcW w:type="dxa" w:w="1080"/>
+          </w:tcPr>
+          <w:p>
+            <w:r>
+              <w:t>9:50-10:25</w:t>
+            </w:r>
+          </w:p>
+        </w:tc>
       </w:tr>
       <w:tr>
         <w:tc>
           <w:tcPr>
-            <w:tcW w:type="dxa" w:w="1440"/>
+            <w:tcW w:type="dxa" w:w="1080"/>
           </w:tcPr>
           <w:p>
             <w:r>
@@ -355,7 +462,17 @@
         </w:tc>
         <w:tc>
           <w:tcPr>
-            <w:tcW w:type="dxa" w:w="1440"/>
+            <w:tcW w:type="dxa" w:w="1080"/>
+          </w:tcPr>
+          <w:p>
+            <w:r>
+              <w:t>10:50-11:30</w:t>
+            </w:r>
+          </w:p>
+        </w:tc>
+        <w:tc>
+          <w:tcPr>
+            <w:tcW w:type="dxa" w:w="1080"/>
           </w:tcPr>
           <w:p>
             <w:r>
@@ -367,7 +484,7 @@
         </w:tc>
         <w:tc>
           <w:tcPr>
-            <w:tcW w:type="dxa" w:w="1440"/>
+            <w:tcW w:type="dxa" w:w="1080"/>
           </w:tcPr>
           <w:p>
             <w:r>
@@ -379,7 +496,7 @@
         </w:tc>
         <w:tc>
           <w:tcPr>
-            <w:tcW w:type="dxa" w:w="1440"/>
+            <w:tcW w:type="dxa" w:w="1080"/>
           </w:tcPr>
           <w:p>
             <w:r>
@@ -391,7 +508,7 @@
         </w:tc>
         <w:tc>
           <w:tcPr>
-            <w:tcW w:type="dxa" w:w="1440"/>
+            <w:tcW w:type="dxa" w:w="1080"/>
           </w:tcPr>
           <w:p>
             <w:r/>
@@ -399,7 +516,81 @@
         </w:tc>
         <w:tc>
           <w:tcPr>
-            <w:tcW w:type="dxa" w:w="1440"/>
+            <w:tcW w:type="dxa" w:w="1080"/>
+          </w:tcPr>
+          <w:p>
+            <w:r>
+              <w:t>Lunch</w:t>
+            </w:r>
+          </w:p>
+        </w:tc>
+        <w:tc>
+          <w:tcPr>
+            <w:tcW w:type="dxa" w:w="1080"/>
+          </w:tcPr>
+          <w:p>
+            <w:r>
+              <w:t>10:55-11:35</w:t>
+            </w:r>
+          </w:p>
+        </w:tc>
+      </w:tr>
+      <w:tr>
+        <w:tc>
+          <w:tcPr>
+            <w:tcW w:type="dxa" w:w="1080"/>
+          </w:tcPr>
+          <w:p>
+            <w:r>
+              <w:t>Lunch</w:t>
+            </w:r>
+          </w:p>
+        </w:tc>
+        <w:tc>
+          <w:tcPr>
+            <w:tcW w:type="dxa" w:w="1080"/>
+          </w:tcPr>
+          <w:p>
+            <w:r>
+              <w:t>11:30-12:00</w:t>
+            </w:r>
+          </w:p>
+        </w:tc>
+        <w:tc>
+          <w:tcPr>
+            <w:tcW w:type="dxa" w:w="1080"/>
+          </w:tcPr>
+          <w:p>
+            <w:r/>
+          </w:p>
+        </w:tc>
+        <w:tc>
+          <w:tcPr>
+            <w:tcW w:type="dxa" w:w="1080"/>
+          </w:tcPr>
+          <w:p>
+            <w:r/>
+          </w:p>
+        </w:tc>
+        <w:tc>
+          <w:tcPr>
+            <w:tcW w:type="dxa" w:w="1080"/>
+          </w:tcPr>
+          <w:p>
+            <w:r/>
+          </w:p>
+        </w:tc>
+        <w:tc>
+          <w:tcPr>
+            <w:tcW w:type="dxa" w:w="1080"/>
+          </w:tcPr>
+          <w:p>
+            <w:r/>
+          </w:p>
+        </w:tc>
+        <w:tc>
+          <w:tcPr>
+            <w:tcW w:type="dxa" w:w="1080"/>
           </w:tcPr>
           <w:p>
             <w:r>
@@ -409,63 +600,21 @@
             </w:r>
           </w:p>
         </w:tc>
-      </w:tr>
-      <w:tr>
         <w:tc>
           <w:tcPr>
-            <w:tcW w:type="dxa" w:w="1440"/>
+            <w:tcW w:type="dxa" w:w="1080"/>
           </w:tcPr>
           <w:p>
             <w:r>
-              <w:t>Lunch</w:t>
+              <w:t>10:25-10:55</w:t>
             </w:r>
-          </w:p>
-        </w:tc>
-        <w:tc>
-          <w:tcPr>
-            <w:tcW w:type="dxa" w:w="1440"/>
-          </w:tcPr>
-          <w:p>
-            <w:r/>
-          </w:p>
-        </w:tc>
-        <w:tc>
-          <w:tcPr>
-            <w:tcW w:type="dxa" w:w="1440"/>
-          </w:tcPr>
-          <w:p>
-            <w:r/>
-          </w:p>
-        </w:tc>
-        <w:tc>
-          <w:tcPr>
-            <w:tcW w:type="dxa" w:w="1440"/>
-          </w:tcPr>
-          <w:p>
-            <w:r/>
-          </w:p>
-        </w:tc>
-        <w:tc>
-          <w:tcPr>
-            <w:tcW w:type="dxa" w:w="1440"/>
-          </w:tcPr>
-          <w:p>
-            <w:r/>
-          </w:p>
-        </w:tc>
-        <w:tc>
-          <w:tcPr>
-            <w:tcW w:type="dxa" w:w="1440"/>
-          </w:tcPr>
-          <w:p>
-            <w:r/>
           </w:p>
         </w:tc>
       </w:tr>
       <w:tr>
         <w:tc>
           <w:tcPr>
-            <w:tcW w:type="dxa" w:w="1440"/>
+            <w:tcW w:type="dxa" w:w="1080"/>
           </w:tcPr>
           <w:p>
             <w:r>
@@ -475,7 +624,17 @@
         </w:tc>
         <w:tc>
           <w:tcPr>
-            <w:tcW w:type="dxa" w:w="1440"/>
+            <w:tcW w:type="dxa" w:w="1080"/>
+          </w:tcPr>
+          <w:p>
+            <w:r>
+              <w:t>12:00-12:40</w:t>
+            </w:r>
+          </w:p>
+        </w:tc>
+        <w:tc>
+          <w:tcPr>
+            <w:tcW w:type="dxa" w:w="1080"/>
           </w:tcPr>
           <w:p>
             <w:r>
@@ -487,7 +646,7 @@
         </w:tc>
         <w:tc>
           <w:tcPr>
-            <w:tcW w:type="dxa" w:w="1440"/>
+            <w:tcW w:type="dxa" w:w="1080"/>
           </w:tcPr>
           <w:p>
             <w:r>
@@ -499,7 +658,7 @@
         </w:tc>
         <w:tc>
           <w:tcPr>
-            <w:tcW w:type="dxa" w:w="1440"/>
+            <w:tcW w:type="dxa" w:w="1080"/>
           </w:tcPr>
           <w:p>
             <w:r>
@@ -511,7 +670,7 @@
         </w:tc>
         <w:tc>
           <w:tcPr>
-            <w:tcW w:type="dxa" w:w="1440"/>
+            <w:tcW w:type="dxa" w:w="1080"/>
           </w:tcPr>
           <w:p>
             <w:r>
@@ -523,17 +682,27 @@
         </w:tc>
         <w:tc>
           <w:tcPr>
-            <w:tcW w:type="dxa" w:w="1440"/>
+            <w:tcW w:type="dxa" w:w="1080"/>
           </w:tcPr>
           <w:p>
             <w:r/>
+          </w:p>
+        </w:tc>
+        <w:tc>
+          <w:tcPr>
+            <w:tcW w:type="dxa" w:w="1080"/>
+          </w:tcPr>
+          <w:p>
+            <w:r>
+              <w:t>11:35-12:15</w:t>
+            </w:r>
           </w:p>
         </w:tc>
       </w:tr>
       <w:tr>
         <w:tc>
           <w:tcPr>
-            <w:tcW w:type="dxa" w:w="1440"/>
+            <w:tcW w:type="dxa" w:w="1080"/>
           </w:tcPr>
           <w:p>
             <w:r>
@@ -543,7 +712,17 @@
         </w:tc>
         <w:tc>
           <w:tcPr>
-            <w:tcW w:type="dxa" w:w="1440"/>
+            <w:tcW w:type="dxa" w:w="1080"/>
+          </w:tcPr>
+          <w:p>
+            <w:r>
+              <w:t>12:40-1:20</w:t>
+            </w:r>
+          </w:p>
+        </w:tc>
+        <w:tc>
+          <w:tcPr>
+            <w:tcW w:type="dxa" w:w="1080"/>
           </w:tcPr>
           <w:p>
             <w:r/>
@@ -551,7 +730,7 @@
         </w:tc>
         <w:tc>
           <w:tcPr>
-            <w:tcW w:type="dxa" w:w="1440"/>
+            <w:tcW w:type="dxa" w:w="1080"/>
           </w:tcPr>
           <w:p>
             <w:r>
@@ -563,7 +742,7 @@
         </w:tc>
         <w:tc>
           <w:tcPr>
-            <w:tcW w:type="dxa" w:w="1440"/>
+            <w:tcW w:type="dxa" w:w="1080"/>
           </w:tcPr>
           <w:p>
             <w:r/>
@@ -571,7 +750,7 @@
         </w:tc>
         <w:tc>
           <w:tcPr>
-            <w:tcW w:type="dxa" w:w="1440"/>
+            <w:tcW w:type="dxa" w:w="1080"/>
           </w:tcPr>
           <w:p>
             <w:r/>
@@ -579,7 +758,15 @@
         </w:tc>
         <w:tc>
           <w:tcPr>
-            <w:tcW w:type="dxa" w:w="1440"/>
+            <w:tcW w:type="dxa" w:w="1080"/>
+          </w:tcPr>
+          <w:p>
+            <w:r/>
+          </w:p>
+        </w:tc>
+        <w:tc>
+          <w:tcPr>
+            <w:tcW w:type="dxa" w:w="1080"/>
           </w:tcPr>
           <w:p>
             <w:r/>
@@ -589,7 +776,7 @@
       <w:tr>
         <w:tc>
           <w:tcPr>
-            <w:tcW w:type="dxa" w:w="1440"/>
+            <w:tcW w:type="dxa" w:w="1080"/>
           </w:tcPr>
           <w:p>
             <w:r>
@@ -599,7 +786,17 @@
         </w:tc>
         <w:tc>
           <w:tcPr>
-            <w:tcW w:type="dxa" w:w="1440"/>
+            <w:tcW w:type="dxa" w:w="1080"/>
+          </w:tcPr>
+          <w:p>
+            <w:r>
+              <w:t>1:20-2:00</w:t>
+            </w:r>
+          </w:p>
+        </w:tc>
+        <w:tc>
+          <w:tcPr>
+            <w:tcW w:type="dxa" w:w="1080"/>
           </w:tcPr>
           <w:p>
             <w:r>
@@ -611,7 +808,7 @@
         </w:tc>
         <w:tc>
           <w:tcPr>
-            <w:tcW w:type="dxa" w:w="1440"/>
+            <w:tcW w:type="dxa" w:w="1080"/>
           </w:tcPr>
           <w:p>
             <w:r>
@@ -623,7 +820,7 @@
         </w:tc>
         <w:tc>
           <w:tcPr>
-            <w:tcW w:type="dxa" w:w="1440"/>
+            <w:tcW w:type="dxa" w:w="1080"/>
           </w:tcPr>
           <w:p>
             <w:r>
@@ -635,7 +832,7 @@
         </w:tc>
         <w:tc>
           <w:tcPr>
-            <w:tcW w:type="dxa" w:w="1440"/>
+            <w:tcW w:type="dxa" w:w="1080"/>
           </w:tcPr>
           <w:p>
             <w:r>
@@ -647,7 +844,15 @@
         </w:tc>
         <w:tc>
           <w:tcPr>
-            <w:tcW w:type="dxa" w:w="1440"/>
+            <w:tcW w:type="dxa" w:w="1080"/>
+          </w:tcPr>
+          <w:p>
+            <w:r/>
+          </w:p>
+        </w:tc>
+        <w:tc>
+          <w:tcPr>
+            <w:tcW w:type="dxa" w:w="1080"/>
           </w:tcPr>
           <w:p>
             <w:r/>

--- a/SHAMA AMIR_timetable.docx
+++ b/SHAMA AMIR_timetable.docx
@@ -22,92 +22,116 @@
         <w:tblLook w:firstColumn="1" w:firstRow="1" w:lastColumn="0" w:lastRow="0" w:noHBand="0" w:noVBand="1" w:val="04A0"/>
       </w:tblPr>
       <w:tblGrid>
-        <w:gridCol w:w="1080"/>
-        <w:gridCol w:w="1080"/>
-        <w:gridCol w:w="1080"/>
-        <w:gridCol w:w="1080"/>
-        <w:gridCol w:w="1080"/>
-        <w:gridCol w:w="1080"/>
-        <w:gridCol w:w="1080"/>
-        <w:gridCol w:w="1080"/>
+        <w:gridCol w:w="1530"/>
+        <w:gridCol w:w="1530"/>
+        <w:gridCol w:w="1530"/>
+        <w:gridCol w:w="1530"/>
+        <w:gridCol w:w="1530"/>
+        <w:gridCol w:w="1530"/>
+        <w:gridCol w:w="1530"/>
+        <w:gridCol w:w="1530"/>
       </w:tblGrid>
       <w:tr>
         <w:tc>
           <w:tcPr>
-            <w:tcW w:type="dxa" w:w="1080"/>
+            <w:tcW w:type="dxa" w:w="1530"/>
           </w:tcPr>
           <w:p>
             <w:r>
+              <w:rPr>
+                <w:b/>
+              </w:rPr>
               <w:t>Period</w:t>
             </w:r>
           </w:p>
         </w:tc>
         <w:tc>
           <w:tcPr>
-            <w:tcW w:type="dxa" w:w="1080"/>
+            <w:tcW w:type="dxa" w:w="1530"/>
           </w:tcPr>
           <w:p>
             <w:r>
-              <w:t>Mon-Thu Time</w:t>
+              <w:rPr>
+                <w:b/>
+              </w:rPr>
+              <w:t>Mon-Wed Time</w:t>
             </w:r>
           </w:p>
         </w:tc>
         <w:tc>
           <w:tcPr>
-            <w:tcW w:type="dxa" w:w="1080"/>
+            <w:tcW w:type="dxa" w:w="1530"/>
           </w:tcPr>
           <w:p>
             <w:r>
+              <w:rPr>
+                <w:b/>
+              </w:rPr>
               <w:t>Mon</w:t>
             </w:r>
           </w:p>
         </w:tc>
         <w:tc>
           <w:tcPr>
-            <w:tcW w:type="dxa" w:w="1080"/>
+            <w:tcW w:type="dxa" w:w="1530"/>
           </w:tcPr>
           <w:p>
             <w:r>
+              <w:rPr>
+                <w:b/>
+              </w:rPr>
               <w:t>Tue</w:t>
             </w:r>
           </w:p>
         </w:tc>
         <w:tc>
           <w:tcPr>
-            <w:tcW w:type="dxa" w:w="1080"/>
+            <w:tcW w:type="dxa" w:w="1530"/>
           </w:tcPr>
           <w:p>
             <w:r>
+              <w:rPr>
+                <w:b/>
+              </w:rPr>
               <w:t>Wed</w:t>
             </w:r>
           </w:p>
         </w:tc>
         <w:tc>
           <w:tcPr>
-            <w:tcW w:type="dxa" w:w="1080"/>
+            <w:tcW w:type="dxa" w:w="1530"/>
           </w:tcPr>
           <w:p>
             <w:r>
+              <w:rPr>
+                <w:b/>
+              </w:rPr>
               <w:t>Thu</w:t>
             </w:r>
           </w:p>
         </w:tc>
         <w:tc>
           <w:tcPr>
-            <w:tcW w:type="dxa" w:w="1080"/>
+            <w:tcW w:type="dxa" w:w="1530"/>
           </w:tcPr>
           <w:p>
             <w:r>
+              <w:rPr>
+                <w:b/>
+              </w:rPr>
               <w:t>Fri</w:t>
             </w:r>
           </w:p>
         </w:tc>
         <w:tc>
           <w:tcPr>
-            <w:tcW w:type="dxa" w:w="1080"/>
+            <w:tcW w:type="dxa" w:w="1530"/>
           </w:tcPr>
           <w:p>
             <w:r>
+              <w:rPr>
+                <w:b/>
+              </w:rPr>
               <w:t>Fri Time</w:t>
             </w:r>
           </w:p>
@@ -116,7 +140,7 @@
       <w:tr>
         <w:tc>
           <w:tcPr>
-            <w:tcW w:type="dxa" w:w="1080"/>
+            <w:tcW w:type="dxa" w:w="1530"/>
           </w:tcPr>
           <w:p>
             <w:r>
@@ -126,7 +150,7 @@
         </w:tc>
         <w:tc>
           <w:tcPr>
-            <w:tcW w:type="dxa" w:w="1080"/>
+            <w:tcW w:type="dxa" w:w="1530"/>
           </w:tcPr>
           <w:p>
             <w:r>
@@ -136,7 +160,83 @@
         </w:tc>
         <w:tc>
           <w:tcPr>
-            <w:tcW w:type="dxa" w:w="1080"/>
+            <w:tcW w:type="dxa" w:w="1530"/>
+          </w:tcPr>
+          <w:p>
+            <w:r/>
+          </w:p>
+        </w:tc>
+        <w:tc>
+          <w:tcPr>
+            <w:tcW w:type="dxa" w:w="1530"/>
+          </w:tcPr>
+          <w:p>
+            <w:r/>
+          </w:p>
+        </w:tc>
+        <w:tc>
+          <w:tcPr>
+            <w:tcW w:type="dxa" w:w="1530"/>
+          </w:tcPr>
+          <w:p>
+            <w:r/>
+          </w:p>
+        </w:tc>
+        <w:tc>
+          <w:tcPr>
+            <w:tcW w:type="dxa" w:w="1530"/>
+          </w:tcPr>
+          <w:p>
+            <w:r/>
+          </w:p>
+        </w:tc>
+        <w:tc>
+          <w:tcPr>
+            <w:tcW w:type="dxa" w:w="1530"/>
+          </w:tcPr>
+          <w:p>
+            <w:r>
+              <w:t>8C</w:t>
+              <w:br/>
+              <w:t>URDU</w:t>
+            </w:r>
+          </w:p>
+        </w:tc>
+        <w:tc>
+          <w:tcPr>
+            <w:tcW w:type="dxa" w:w="1530"/>
+          </w:tcPr>
+          <w:p>
+            <w:r>
+              <w:t>8:00-8:40</w:t>
+            </w:r>
+          </w:p>
+        </w:tc>
+      </w:tr>
+      <w:tr>
+        <w:tc>
+          <w:tcPr>
+            <w:tcW w:type="dxa" w:w="1530"/>
+          </w:tcPr>
+          <w:p>
+            <w:r>
+              <w:t>P2</w:t>
+            </w:r>
+          </w:p>
+        </w:tc>
+        <w:tc>
+          <w:tcPr>
+            <w:tcW w:type="dxa" w:w="1530"/>
+          </w:tcPr>
+          <w:p>
+            <w:r>
+              <w:t>8:50-9:30</w:t>
+            </w:r>
+          </w:p>
+        </w:tc>
+        <w:tc>
+          <w:tcPr>
+            <w:tcW w:type="dxa" w:w="1530"/>
           </w:tcPr>
           <w:p>
             <w:r>
@@ -148,7 +248,99 @@
         </w:tc>
         <w:tc>
           <w:tcPr>
-            <w:tcW w:type="dxa" w:w="1080"/>
+            <w:tcW w:type="dxa" w:w="1530"/>
+          </w:tcPr>
+          <w:p>
+            <w:r>
+              <w:t>8D</w:t>
+              <w:br/>
+              <w:t>URDU</w:t>
+            </w:r>
+          </w:p>
+        </w:tc>
+        <w:tc>
+          <w:tcPr>
+            <w:tcW w:type="dxa" w:w="1530"/>
+          </w:tcPr>
+          <w:p>
+            <w:r>
+              <w:t>7D</w:t>
+              <w:br/>
+              <w:t>URDU</w:t>
+            </w:r>
+          </w:p>
+        </w:tc>
+        <w:tc>
+          <w:tcPr>
+            <w:tcW w:type="dxa" w:w="1530"/>
+          </w:tcPr>
+          <w:p>
+            <w:r>
+              <w:t>7D</w:t>
+              <w:br/>
+              <w:t>URDU</w:t>
+            </w:r>
+          </w:p>
+        </w:tc>
+        <w:tc>
+          <w:tcPr>
+            <w:tcW w:type="dxa" w:w="1530"/>
+          </w:tcPr>
+          <w:p>
+            <w:r>
+              <w:t>9F</w:t>
+              <w:br/>
+              <w:t>URDU</w:t>
+            </w:r>
+          </w:p>
+        </w:tc>
+        <w:tc>
+          <w:tcPr>
+            <w:tcW w:type="dxa" w:w="1530"/>
+          </w:tcPr>
+          <w:p>
+            <w:r>
+              <w:t>8:40-9:15</w:t>
+            </w:r>
+          </w:p>
+        </w:tc>
+      </w:tr>
+      <w:tr>
+        <w:tc>
+          <w:tcPr>
+            <w:tcW w:type="dxa" w:w="1530"/>
+          </w:tcPr>
+          <w:p>
+            <w:r>
+              <w:t>P3</w:t>
+            </w:r>
+          </w:p>
+        </w:tc>
+        <w:tc>
+          <w:tcPr>
+            <w:tcW w:type="dxa" w:w="1530"/>
+          </w:tcPr>
+          <w:p>
+            <w:r>
+              <w:t>9:30-10:10</w:t>
+            </w:r>
+          </w:p>
+        </w:tc>
+        <w:tc>
+          <w:tcPr>
+            <w:tcW w:type="dxa" w:w="1530"/>
+          </w:tcPr>
+          <w:p>
+            <w:r>
+              <w:t>9E</w:t>
+              <w:br/>
+              <w:t>URDU</w:t>
+            </w:r>
+          </w:p>
+        </w:tc>
+        <w:tc>
+          <w:tcPr>
+            <w:tcW w:type="dxa" w:w="1530"/>
           </w:tcPr>
           <w:p>
             <w:r/>
@@ -156,7 +348,19 @@
         </w:tc>
         <w:tc>
           <w:tcPr>
-            <w:tcW w:type="dxa" w:w="1080"/>
+            <w:tcW w:type="dxa" w:w="1530"/>
+          </w:tcPr>
+          <w:p>
+            <w:r>
+              <w:t>8D</w:t>
+              <w:br/>
+              <w:t>URDU</w:t>
+            </w:r>
+          </w:p>
+        </w:tc>
+        <w:tc>
+          <w:tcPr>
+            <w:tcW w:type="dxa" w:w="1530"/>
           </w:tcPr>
           <w:p>
             <w:r/>
@@ -164,7 +368,7 @@
         </w:tc>
         <w:tc>
           <w:tcPr>
-            <w:tcW w:type="dxa" w:w="1080"/>
+            <w:tcW w:type="dxa" w:w="1530"/>
           </w:tcPr>
           <w:p>
             <w:r/>
@@ -172,7 +376,131 @@
         </w:tc>
         <w:tc>
           <w:tcPr>
-            <w:tcW w:type="dxa" w:w="1080"/>
+            <w:tcW w:type="dxa" w:w="1530"/>
+          </w:tcPr>
+          <w:p>
+            <w:r>
+              <w:t>9:15-9:50</w:t>
+            </w:r>
+          </w:p>
+        </w:tc>
+      </w:tr>
+      <w:tr>
+        <w:tc>
+          <w:tcPr>
+            <w:tcW w:type="dxa" w:w="1530"/>
+          </w:tcPr>
+          <w:p>
+            <w:r>
+              <w:t>P4</w:t>
+            </w:r>
+          </w:p>
+        </w:tc>
+        <w:tc>
+          <w:tcPr>
+            <w:tcW w:type="dxa" w:w="1530"/>
+          </w:tcPr>
+          <w:p>
+            <w:r>
+              <w:t>10:10-10:50</w:t>
+            </w:r>
+          </w:p>
+        </w:tc>
+        <w:tc>
+          <w:tcPr>
+            <w:tcW w:type="dxa" w:w="1530"/>
+          </w:tcPr>
+          <w:p>
+            <w:r>
+              <w:t>9F</w:t>
+              <w:br/>
+              <w:t>URDU</w:t>
+            </w:r>
+          </w:p>
+        </w:tc>
+        <w:tc>
+          <w:tcPr>
+            <w:tcW w:type="dxa" w:w="1530"/>
+          </w:tcPr>
+          <w:p>
+            <w:r>
+              <w:t>9F</w:t>
+              <w:br/>
+              <w:t>URDU</w:t>
+            </w:r>
+          </w:p>
+        </w:tc>
+        <w:tc>
+          <w:tcPr>
+            <w:tcW w:type="dxa" w:w="1530"/>
+          </w:tcPr>
+          <w:p>
+            <w:r>
+              <w:t>9F</w:t>
+              <w:br/>
+              <w:t>URDU</w:t>
+            </w:r>
+          </w:p>
+        </w:tc>
+        <w:tc>
+          <w:tcPr>
+            <w:tcW w:type="dxa" w:w="1530"/>
+          </w:tcPr>
+          <w:p>
+            <w:r>
+              <w:t>9F</w:t>
+              <w:br/>
+              <w:t>URDU</w:t>
+            </w:r>
+          </w:p>
+        </w:tc>
+        <w:tc>
+          <w:tcPr>
+            <w:tcW w:type="dxa" w:w="1530"/>
+          </w:tcPr>
+          <w:p>
+            <w:r>
+              <w:t>8D</w:t>
+              <w:br/>
+              <w:t>URDU</w:t>
+            </w:r>
+          </w:p>
+        </w:tc>
+        <w:tc>
+          <w:tcPr>
+            <w:tcW w:type="dxa" w:w="1530"/>
+          </w:tcPr>
+          <w:p>
+            <w:r>
+              <w:t>9:50-10:25</w:t>
+            </w:r>
+          </w:p>
+        </w:tc>
+      </w:tr>
+      <w:tr>
+        <w:tc>
+          <w:tcPr>
+            <w:tcW w:type="dxa" w:w="1530"/>
+          </w:tcPr>
+          <w:p>
+            <w:r>
+              <w:t>Lunch</w:t>
+            </w:r>
+          </w:p>
+        </w:tc>
+        <w:tc>
+          <w:tcPr>
+            <w:tcW w:type="dxa" w:w="1530"/>
+          </w:tcPr>
+          <w:p>
+            <w:r>
+              <w:t>10:50-11:20</w:t>
+            </w:r>
+          </w:p>
+        </w:tc>
+        <w:tc>
+          <w:tcPr>
+            <w:tcW w:type="dxa" w:w="1530"/>
           </w:tcPr>
           <w:p>
             <w:r/>
@@ -180,11 +508,43 @@
         </w:tc>
         <w:tc>
           <w:tcPr>
-            <w:tcW w:type="dxa" w:w="1080"/>
+            <w:tcW w:type="dxa" w:w="1530"/>
+          </w:tcPr>
+          <w:p>
+            <w:r/>
+          </w:p>
+        </w:tc>
+        <w:tc>
+          <w:tcPr>
+            <w:tcW w:type="dxa" w:w="1530"/>
+          </w:tcPr>
+          <w:p>
+            <w:r/>
+          </w:p>
+        </w:tc>
+        <w:tc>
+          <w:tcPr>
+            <w:tcW w:type="dxa" w:w="1530"/>
+          </w:tcPr>
+          <w:p>
+            <w:r/>
+          </w:p>
+        </w:tc>
+        <w:tc>
+          <w:tcPr>
+            <w:tcW w:type="dxa" w:w="1530"/>
+          </w:tcPr>
+          <w:p>
+            <w:r/>
+          </w:p>
+        </w:tc>
+        <w:tc>
+          <w:tcPr>
+            <w:tcW w:type="dxa" w:w="1530"/>
           </w:tcPr>
           <w:p>
             <w:r>
-              <w:t>8:00-8:40</w:t>
+              <w:t>10:25-10:55</w:t>
             </w:r>
           </w:p>
         </w:tc>
@@ -192,27 +552,27 @@
       <w:tr>
         <w:tc>
           <w:tcPr>
-            <w:tcW w:type="dxa" w:w="1080"/>
+            <w:tcW w:type="dxa" w:w="1530"/>
           </w:tcPr>
           <w:p>
             <w:r>
-              <w:t>P2</w:t>
+              <w:t>P5</w:t>
             </w:r>
           </w:p>
         </w:tc>
         <w:tc>
           <w:tcPr>
-            <w:tcW w:type="dxa" w:w="1080"/>
+            <w:tcW w:type="dxa" w:w="1530"/>
           </w:tcPr>
           <w:p>
             <w:r>
-              <w:t>8:50-9:30</w:t>
+              <w:t>11:20-12:00</w:t>
             </w:r>
           </w:p>
         </w:tc>
         <w:tc>
           <w:tcPr>
-            <w:tcW w:type="dxa" w:w="1080"/>
+            <w:tcW w:type="dxa" w:w="1530"/>
           </w:tcPr>
           <w:p>
             <w:r/>
@@ -220,7 +580,7 @@
         </w:tc>
         <w:tc>
           <w:tcPr>
-            <w:tcW w:type="dxa" w:w="1080"/>
+            <w:tcW w:type="dxa" w:w="1530"/>
           </w:tcPr>
           <w:p>
             <w:r/>
@@ -228,7 +588,71 @@
         </w:tc>
         <w:tc>
           <w:tcPr>
-            <w:tcW w:type="dxa" w:w="1080"/>
+            <w:tcW w:type="dxa" w:w="1530"/>
+          </w:tcPr>
+          <w:p>
+            <w:r>
+              <w:t>9E</w:t>
+              <w:br/>
+              <w:t>URDU</w:t>
+            </w:r>
+          </w:p>
+        </w:tc>
+        <w:tc>
+          <w:tcPr>
+            <w:tcW w:type="dxa" w:w="1530"/>
+          </w:tcPr>
+          <w:p>
+            <w:r/>
+          </w:p>
+        </w:tc>
+        <w:tc>
+          <w:tcPr>
+            <w:tcW w:type="dxa" w:w="1530"/>
+          </w:tcPr>
+          <w:p>
+            <w:r>
+              <w:t>9E</w:t>
+              <w:br/>
+              <w:t>URDU</w:t>
+            </w:r>
+          </w:p>
+        </w:tc>
+        <w:tc>
+          <w:tcPr>
+            <w:tcW w:type="dxa" w:w="1530"/>
+          </w:tcPr>
+          <w:p>
+            <w:r>
+              <w:t>10:55-11:35</w:t>
+            </w:r>
+          </w:p>
+        </w:tc>
+      </w:tr>
+      <w:tr>
+        <w:tc>
+          <w:tcPr>
+            <w:tcW w:type="dxa" w:w="1530"/>
+          </w:tcPr>
+          <w:p>
+            <w:r>
+              <w:t>P6</w:t>
+            </w:r>
+          </w:p>
+        </w:tc>
+        <w:tc>
+          <w:tcPr>
+            <w:tcW w:type="dxa" w:w="1530"/>
+          </w:tcPr>
+          <w:p>
+            <w:r>
+              <w:t>12:00-12:40</w:t>
+            </w:r>
+          </w:p>
+        </w:tc>
+        <w:tc>
+          <w:tcPr>
+            <w:tcW w:type="dxa" w:w="1530"/>
           </w:tcPr>
           <w:p>
             <w:r>
@@ -240,7 +664,27 @@
         </w:tc>
         <w:tc>
           <w:tcPr>
-            <w:tcW w:type="dxa" w:w="1080"/>
+            <w:tcW w:type="dxa" w:w="1530"/>
+          </w:tcPr>
+          <w:p>
+            <w:r>
+              <w:t>7D</w:t>
+              <w:br/>
+              <w:t>URDU</w:t>
+            </w:r>
+          </w:p>
+        </w:tc>
+        <w:tc>
+          <w:tcPr>
+            <w:tcW w:type="dxa" w:w="1530"/>
+          </w:tcPr>
+          <w:p>
+            <w:r/>
+          </w:p>
+        </w:tc>
+        <w:tc>
+          <w:tcPr>
+            <w:tcW w:type="dxa" w:w="1530"/>
           </w:tcPr>
           <w:p>
             <w:r>
@@ -252,7 +696,7 @@
         </w:tc>
         <w:tc>
           <w:tcPr>
-            <w:tcW w:type="dxa" w:w="1080"/>
+            <w:tcW w:type="dxa" w:w="1530"/>
           </w:tcPr>
           <w:p>
             <w:r>
@@ -264,11 +708,11 @@
         </w:tc>
         <w:tc>
           <w:tcPr>
-            <w:tcW w:type="dxa" w:w="1080"/>
+            <w:tcW w:type="dxa" w:w="1530"/>
           </w:tcPr>
           <w:p>
             <w:r>
-              <w:t>8:40-9:15</w:t>
+              <w:t>11:35-12:15</w:t>
             </w:r>
           </w:p>
         </w:tc>
@@ -276,31 +720,39 @@
       <w:tr>
         <w:tc>
           <w:tcPr>
-            <w:tcW w:type="dxa" w:w="1080"/>
+            <w:tcW w:type="dxa" w:w="1530"/>
           </w:tcPr>
           <w:p>
             <w:r>
-              <w:t>P3</w:t>
+              <w:t>P7</w:t>
             </w:r>
           </w:p>
         </w:tc>
         <w:tc>
           <w:tcPr>
-            <w:tcW w:type="dxa" w:w="1080"/>
+            <w:tcW w:type="dxa" w:w="1530"/>
           </w:tcPr>
           <w:p>
             <w:r>
-              <w:t>9:30-10:10</w:t>
+              <w:t>12:40-1:20</w:t>
             </w:r>
           </w:p>
         </w:tc>
         <w:tc>
           <w:tcPr>
-            <w:tcW w:type="dxa" w:w="1080"/>
+            <w:tcW w:type="dxa" w:w="1530"/>
+          </w:tcPr>
+          <w:p>
+            <w:r/>
+          </w:p>
+        </w:tc>
+        <w:tc>
+          <w:tcPr>
+            <w:tcW w:type="dxa" w:w="1530"/>
           </w:tcPr>
           <w:p>
             <w:r>
-              <w:t>9F</w:t>
+              <w:t>9E</w:t>
               <w:br/>
               <w:t>URDU</w:t>
             </w:r>
@@ -308,7 +760,69 @@
         </w:tc>
         <w:tc>
           <w:tcPr>
-            <w:tcW w:type="dxa" w:w="1080"/>
+            <w:tcW w:type="dxa" w:w="1530"/>
+          </w:tcPr>
+          <w:p>
+            <w:r>
+              <w:t>8C</w:t>
+              <w:br/>
+              <w:t>URDU</w:t>
+            </w:r>
+          </w:p>
+        </w:tc>
+        <w:tc>
+          <w:tcPr>
+            <w:tcW w:type="dxa" w:w="1530"/>
+          </w:tcPr>
+          <w:p>
+            <w:r>
+              <w:t>8D</w:t>
+              <w:br/>
+              <w:t>URDU</w:t>
+            </w:r>
+          </w:p>
+        </w:tc>
+        <w:tc>
+          <w:tcPr>
+            <w:tcW w:type="dxa" w:w="1530"/>
+          </w:tcPr>
+          <w:p>
+            <w:r/>
+          </w:p>
+        </w:tc>
+        <w:tc>
+          <w:tcPr>
+            <w:tcW w:type="dxa" w:w="1530"/>
+          </w:tcPr>
+          <w:p>
+            <w:r/>
+          </w:p>
+        </w:tc>
+      </w:tr>
+      <w:tr>
+        <w:tc>
+          <w:tcPr>
+            <w:tcW w:type="dxa" w:w="1530"/>
+          </w:tcPr>
+          <w:p>
+            <w:r>
+              <w:t>P8</w:t>
+            </w:r>
+          </w:p>
+        </w:tc>
+        <w:tc>
+          <w:tcPr>
+            <w:tcW w:type="dxa" w:w="1530"/>
+          </w:tcPr>
+          <w:p>
+            <w:r>
+              <w:t>1:20-2:00</w:t>
+            </w:r>
+          </w:p>
+        </w:tc>
+        <w:tc>
+          <w:tcPr>
+            <w:tcW w:type="dxa" w:w="1530"/>
           </w:tcPr>
           <w:p>
             <w:r>
@@ -320,15 +834,7 @@
         </w:tc>
         <w:tc>
           <w:tcPr>
-            <w:tcW w:type="dxa" w:w="1080"/>
-          </w:tcPr>
-          <w:p>
-            <w:r/>
-          </w:p>
-        </w:tc>
-        <w:tc>
-          <w:tcPr>
-            <w:tcW w:type="dxa" w:w="1080"/>
+            <w:tcW w:type="dxa" w:w="1530"/>
           </w:tcPr>
           <w:p>
             <w:r>
@@ -340,63 +846,7 @@
         </w:tc>
         <w:tc>
           <w:tcPr>
-            <w:tcW w:type="dxa" w:w="1080"/>
-          </w:tcPr>
-          <w:p>
-            <w:r>
-              <w:t>8D</w:t>
-              <w:br/>
-              <w:t>URDU</w:t>
-            </w:r>
-          </w:p>
-        </w:tc>
-        <w:tc>
-          <w:tcPr>
-            <w:tcW w:type="dxa" w:w="1080"/>
-          </w:tcPr>
-          <w:p>
-            <w:r>
-              <w:t>9:15-9:50</w:t>
-            </w:r>
-          </w:p>
-        </w:tc>
-      </w:tr>
-      <w:tr>
-        <w:tc>
-          <w:tcPr>
-            <w:tcW w:type="dxa" w:w="1080"/>
-          </w:tcPr>
-          <w:p>
-            <w:r>
-              <w:t>P4</w:t>
-            </w:r>
-          </w:p>
-        </w:tc>
-        <w:tc>
-          <w:tcPr>
-            <w:tcW w:type="dxa" w:w="1080"/>
-          </w:tcPr>
-          <w:p>
-            <w:r>
-              <w:t>10:10-10:50</w:t>
-            </w:r>
-          </w:p>
-        </w:tc>
-        <w:tc>
-          <w:tcPr>
-            <w:tcW w:type="dxa" w:w="1080"/>
-          </w:tcPr>
-          <w:p>
-            <w:r>
-              <w:t>9F</w:t>
-              <w:br/>
-              <w:t>URDU</w:t>
-            </w:r>
-          </w:p>
-        </w:tc>
-        <w:tc>
-          <w:tcPr>
-            <w:tcW w:type="dxa" w:w="1080"/>
+            <w:tcW w:type="dxa" w:w="1530"/>
           </w:tcPr>
           <w:p>
             <w:r/>
@@ -404,75 +854,7 @@
         </w:tc>
         <w:tc>
           <w:tcPr>
-            <w:tcW w:type="dxa" w:w="1080"/>
-          </w:tcPr>
-          <w:p>
-            <w:r>
-              <w:t>9F</w:t>
-              <w:br/>
-              <w:t>URDU</w:t>
-            </w:r>
-          </w:p>
-        </w:tc>
-        <w:tc>
-          <w:tcPr>
-            <w:tcW w:type="dxa" w:w="1080"/>
-          </w:tcPr>
-          <w:p>
-            <w:r>
-              <w:t>7D</w:t>
-              <w:br/>
-              <w:t>URDU</w:t>
-            </w:r>
-          </w:p>
-        </w:tc>
-        <w:tc>
-          <w:tcPr>
-            <w:tcW w:type="dxa" w:w="1080"/>
-          </w:tcPr>
-          <w:p>
-            <w:r>
-              <w:t>8C</w:t>
-              <w:br/>
-              <w:t>URDU</w:t>
-            </w:r>
-          </w:p>
-        </w:tc>
-        <w:tc>
-          <w:tcPr>
-            <w:tcW w:type="dxa" w:w="1080"/>
-          </w:tcPr>
-          <w:p>
-            <w:r>
-              <w:t>9:50-10:25</w:t>
-            </w:r>
-          </w:p>
-        </w:tc>
-      </w:tr>
-      <w:tr>
-        <w:tc>
-          <w:tcPr>
-            <w:tcW w:type="dxa" w:w="1080"/>
-          </w:tcPr>
-          <w:p>
-            <w:r>
-              <w:t>P5</w:t>
-            </w:r>
-          </w:p>
-        </w:tc>
-        <w:tc>
-          <w:tcPr>
-            <w:tcW w:type="dxa" w:w="1080"/>
-          </w:tcPr>
-          <w:p>
-            <w:r>
-              <w:t>10:50-11:30</w:t>
-            </w:r>
-          </w:p>
-        </w:tc>
-        <w:tc>
-          <w:tcPr>
-            <w:tcW w:type="dxa" w:w="1080"/>
+            <w:tcW w:type="dxa" w:w="1530"/>
           </w:tcPr>
           <w:p>
             <w:r>
@@ -484,31 +866,7 @@
         </w:tc>
         <w:tc>
           <w:tcPr>
-            <w:tcW w:type="dxa" w:w="1080"/>
-          </w:tcPr>
-          <w:p>
-            <w:r>
-              <w:t>9E</w:t>
-              <w:br/>
-              <w:t>URDU</w:t>
-            </w:r>
-          </w:p>
-        </w:tc>
-        <w:tc>
-          <w:tcPr>
-            <w:tcW w:type="dxa" w:w="1080"/>
-          </w:tcPr>
-          <w:p>
-            <w:r>
-              <w:t>7D</w:t>
-              <w:br/>
-              <w:t>URDU</w:t>
-            </w:r>
-          </w:p>
-        </w:tc>
-        <w:tc>
-          <w:tcPr>
-            <w:tcW w:type="dxa" w:w="1080"/>
+            <w:tcW w:type="dxa" w:w="1530"/>
           </w:tcPr>
           <w:p>
             <w:r/>
@@ -516,343 +874,7 @@
         </w:tc>
         <w:tc>
           <w:tcPr>
-            <w:tcW w:type="dxa" w:w="1080"/>
-          </w:tcPr>
-          <w:p>
-            <w:r>
-              <w:t>Lunch</w:t>
-            </w:r>
-          </w:p>
-        </w:tc>
-        <w:tc>
-          <w:tcPr>
-            <w:tcW w:type="dxa" w:w="1080"/>
-          </w:tcPr>
-          <w:p>
-            <w:r>
-              <w:t>10:55-11:35</w:t>
-            </w:r>
-          </w:p>
-        </w:tc>
-      </w:tr>
-      <w:tr>
-        <w:tc>
-          <w:tcPr>
-            <w:tcW w:type="dxa" w:w="1080"/>
-          </w:tcPr>
-          <w:p>
-            <w:r>
-              <w:t>Lunch</w:t>
-            </w:r>
-          </w:p>
-        </w:tc>
-        <w:tc>
-          <w:tcPr>
-            <w:tcW w:type="dxa" w:w="1080"/>
-          </w:tcPr>
-          <w:p>
-            <w:r>
-              <w:t>11:30-12:00</w:t>
-            </w:r>
-          </w:p>
-        </w:tc>
-        <w:tc>
-          <w:tcPr>
-            <w:tcW w:type="dxa" w:w="1080"/>
-          </w:tcPr>
-          <w:p>
-            <w:r/>
-          </w:p>
-        </w:tc>
-        <w:tc>
-          <w:tcPr>
-            <w:tcW w:type="dxa" w:w="1080"/>
-          </w:tcPr>
-          <w:p>
-            <w:r/>
-          </w:p>
-        </w:tc>
-        <w:tc>
-          <w:tcPr>
-            <w:tcW w:type="dxa" w:w="1080"/>
-          </w:tcPr>
-          <w:p>
-            <w:r/>
-          </w:p>
-        </w:tc>
-        <w:tc>
-          <w:tcPr>
-            <w:tcW w:type="dxa" w:w="1080"/>
-          </w:tcPr>
-          <w:p>
-            <w:r/>
-          </w:p>
-        </w:tc>
-        <w:tc>
-          <w:tcPr>
-            <w:tcW w:type="dxa" w:w="1080"/>
-          </w:tcPr>
-          <w:p>
-            <w:r>
-              <w:t>9E</w:t>
-              <w:br/>
-              <w:t>URDU</w:t>
-            </w:r>
-          </w:p>
-        </w:tc>
-        <w:tc>
-          <w:tcPr>
-            <w:tcW w:type="dxa" w:w="1080"/>
-          </w:tcPr>
-          <w:p>
-            <w:r>
-              <w:t>10:25-10:55</w:t>
-            </w:r>
-          </w:p>
-        </w:tc>
-      </w:tr>
-      <w:tr>
-        <w:tc>
-          <w:tcPr>
-            <w:tcW w:type="dxa" w:w="1080"/>
-          </w:tcPr>
-          <w:p>
-            <w:r>
-              <w:t>P6</w:t>
-            </w:r>
-          </w:p>
-        </w:tc>
-        <w:tc>
-          <w:tcPr>
-            <w:tcW w:type="dxa" w:w="1080"/>
-          </w:tcPr>
-          <w:p>
-            <w:r>
-              <w:t>12:00-12:40</w:t>
-            </w:r>
-          </w:p>
-        </w:tc>
-        <w:tc>
-          <w:tcPr>
-            <w:tcW w:type="dxa" w:w="1080"/>
-          </w:tcPr>
-          <w:p>
-            <w:r>
-              <w:t>8D</w:t>
-              <w:br/>
-              <w:t>URDU</w:t>
-            </w:r>
-          </w:p>
-        </w:tc>
-        <w:tc>
-          <w:tcPr>
-            <w:tcW w:type="dxa" w:w="1080"/>
-          </w:tcPr>
-          <w:p>
-            <w:r>
-              <w:t>9F</w:t>
-              <w:br/>
-              <w:t>URDU</w:t>
-            </w:r>
-          </w:p>
-        </w:tc>
-        <w:tc>
-          <w:tcPr>
-            <w:tcW w:type="dxa" w:w="1080"/>
-          </w:tcPr>
-          <w:p>
-            <w:r>
-              <w:t>8D</w:t>
-              <w:br/>
-              <w:t>URDU</w:t>
-            </w:r>
-          </w:p>
-        </w:tc>
-        <w:tc>
-          <w:tcPr>
-            <w:tcW w:type="dxa" w:w="1080"/>
-          </w:tcPr>
-          <w:p>
-            <w:r>
-              <w:t>9E</w:t>
-              <w:br/>
-              <w:t>URDU</w:t>
-            </w:r>
-          </w:p>
-        </w:tc>
-        <w:tc>
-          <w:tcPr>
-            <w:tcW w:type="dxa" w:w="1080"/>
-          </w:tcPr>
-          <w:p>
-            <w:r/>
-          </w:p>
-        </w:tc>
-        <w:tc>
-          <w:tcPr>
-            <w:tcW w:type="dxa" w:w="1080"/>
-          </w:tcPr>
-          <w:p>
-            <w:r>
-              <w:t>11:35-12:15</w:t>
-            </w:r>
-          </w:p>
-        </w:tc>
-      </w:tr>
-      <w:tr>
-        <w:tc>
-          <w:tcPr>
-            <w:tcW w:type="dxa" w:w="1080"/>
-          </w:tcPr>
-          <w:p>
-            <w:r>
-              <w:t>P7</w:t>
-            </w:r>
-          </w:p>
-        </w:tc>
-        <w:tc>
-          <w:tcPr>
-            <w:tcW w:type="dxa" w:w="1080"/>
-          </w:tcPr>
-          <w:p>
-            <w:r>
-              <w:t>12:40-1:20</w:t>
-            </w:r>
-          </w:p>
-        </w:tc>
-        <w:tc>
-          <w:tcPr>
-            <w:tcW w:type="dxa" w:w="1080"/>
-          </w:tcPr>
-          <w:p>
-            <w:r/>
-          </w:p>
-        </w:tc>
-        <w:tc>
-          <w:tcPr>
-            <w:tcW w:type="dxa" w:w="1080"/>
-          </w:tcPr>
-          <w:p>
-            <w:r>
-              <w:t>9F</w:t>
-              <w:br/>
-              <w:t>URDU</w:t>
-            </w:r>
-          </w:p>
-        </w:tc>
-        <w:tc>
-          <w:tcPr>
-            <w:tcW w:type="dxa" w:w="1080"/>
-          </w:tcPr>
-          <w:p>
-            <w:r/>
-          </w:p>
-        </w:tc>
-        <w:tc>
-          <w:tcPr>
-            <w:tcW w:type="dxa" w:w="1080"/>
-          </w:tcPr>
-          <w:p>
-            <w:r/>
-          </w:p>
-        </w:tc>
-        <w:tc>
-          <w:tcPr>
-            <w:tcW w:type="dxa" w:w="1080"/>
-          </w:tcPr>
-          <w:p>
-            <w:r/>
-          </w:p>
-        </w:tc>
-        <w:tc>
-          <w:tcPr>
-            <w:tcW w:type="dxa" w:w="1080"/>
-          </w:tcPr>
-          <w:p>
-            <w:r/>
-          </w:p>
-        </w:tc>
-      </w:tr>
-      <w:tr>
-        <w:tc>
-          <w:tcPr>
-            <w:tcW w:type="dxa" w:w="1080"/>
-          </w:tcPr>
-          <w:p>
-            <w:r>
-              <w:t>P8</w:t>
-            </w:r>
-          </w:p>
-        </w:tc>
-        <w:tc>
-          <w:tcPr>
-            <w:tcW w:type="dxa" w:w="1080"/>
-          </w:tcPr>
-          <w:p>
-            <w:r>
-              <w:t>1:20-2:00</w:t>
-            </w:r>
-          </w:p>
-        </w:tc>
-        <w:tc>
-          <w:tcPr>
-            <w:tcW w:type="dxa" w:w="1080"/>
-          </w:tcPr>
-          <w:p>
-            <w:r>
-              <w:t>7D</w:t>
-              <w:br/>
-              <w:t>URDU</w:t>
-            </w:r>
-          </w:p>
-        </w:tc>
-        <w:tc>
-          <w:tcPr>
-            <w:tcW w:type="dxa" w:w="1080"/>
-          </w:tcPr>
-          <w:p>
-            <w:r>
-              <w:t>8C</w:t>
-              <w:br/>
-              <w:t>URDU</w:t>
-            </w:r>
-          </w:p>
-        </w:tc>
-        <w:tc>
-          <w:tcPr>
-            <w:tcW w:type="dxa" w:w="1080"/>
-          </w:tcPr>
-          <w:p>
-            <w:r>
-              <w:t>9E</w:t>
-              <w:br/>
-              <w:t>URDU</w:t>
-            </w:r>
-          </w:p>
-        </w:tc>
-        <w:tc>
-          <w:tcPr>
-            <w:tcW w:type="dxa" w:w="1080"/>
-          </w:tcPr>
-          <w:p>
-            <w:r>
-              <w:t>8D</w:t>
-              <w:br/>
-              <w:t>URDU</w:t>
-            </w:r>
-          </w:p>
-        </w:tc>
-        <w:tc>
-          <w:tcPr>
-            <w:tcW w:type="dxa" w:w="1080"/>
-          </w:tcPr>
-          <w:p>
-            <w:r/>
-          </w:p>
-        </w:tc>
-        <w:tc>
-          <w:tcPr>
-            <w:tcW w:type="dxa" w:w="1080"/>
+            <w:tcW w:type="dxa" w:w="1530"/>
           </w:tcPr>
           <w:p>
             <w:r/>
@@ -861,7 +883,7 @@
       </w:tr>
     </w:tbl>
     <w:sectPr>
-      <w:pgSz w:w="12240" w:h="15840"/>
+      <w:pgSz w:w="15840" w:h="12240" w:orient="landscape"/>
       <w:pgMar w:top="1440" w:right="1800" w:bottom="1440" w:left="1800" w:header="720" w:footer="720" w:gutter="0"/>
       <w:cols w:space="720"/>
       <w:docGrid w:linePitch="360"/>

--- a/SHAMA AMIR_timetable.docx
+++ b/SHAMA AMIR_timetable.docx
@@ -351,11 +351,7 @@
             <w:tcW w:type="dxa" w:w="1530"/>
           </w:tcPr>
           <w:p>
-            <w:r>
-              <w:t>8D</w:t>
-              <w:br/>
-              <w:t>URDU</w:t>
-            </w:r>
+            <w:r/>
           </w:p>
         </w:tc>
         <w:tc>
@@ -849,7 +845,11 @@
             <w:tcW w:type="dxa" w:w="1530"/>
           </w:tcPr>
           <w:p>
-            <w:r/>
+            <w:r>
+              <w:t>8D</w:t>
+              <w:br/>
+              <w:t>URDU</w:t>
+            </w:r>
           </w:p>
         </w:tc>
         <w:tc>

--- a/SHAMA AMIR_timetable.docx
+++ b/SHAMA AMIR_timetable.docx
@@ -331,11 +331,7 @@
             <w:tcW w:type="dxa" w:w="1530"/>
           </w:tcPr>
           <w:p>
-            <w:r>
-              <w:t>9E</w:t>
-              <w:br/>
-              <w:t>URDU</w:t>
-            </w:r>
+            <w:r/>
           </w:p>
         </w:tc>
         <w:tc>
@@ -571,7 +567,11 @@
             <w:tcW w:type="dxa" w:w="1530"/>
           </w:tcPr>
           <w:p>
-            <w:r/>
+            <w:r>
+              <w:t>9E</w:t>
+              <w:br/>
+              <w:t>URDU</w:t>
+            </w:r>
           </w:p>
         </w:tc>
         <w:tc>

--- a/SHAMA AMIR_timetable.docx
+++ b/SHAMA AMIR_timetable.docx
@@ -195,11 +195,7 @@
             <w:tcW w:type="dxa" w:w="1530"/>
           </w:tcPr>
           <w:p>
-            <w:r>
-              <w:t>8C</w:t>
-              <w:br/>
-              <w:t>URDU</w:t>
-            </w:r>
+            <w:r/>
           </w:p>
         </w:tc>
         <w:tc>
@@ -240,7 +236,31 @@
           </w:tcPr>
           <w:p>
             <w:r>
-              <w:t>8D</w:t>
+              <w:t>7D</w:t>
+              <w:br/>
+              <w:t>URDU</w:t>
+            </w:r>
+          </w:p>
+        </w:tc>
+        <w:tc>
+          <w:tcPr>
+            <w:tcW w:type="dxa" w:w="1530"/>
+          </w:tcPr>
+          <w:p>
+            <w:r>
+              <w:t>9F</w:t>
+              <w:br/>
+              <w:t>URDU</w:t>
+            </w:r>
+          </w:p>
+        </w:tc>
+        <w:tc>
+          <w:tcPr>
+            <w:tcW w:type="dxa" w:w="1530"/>
+          </w:tcPr>
+          <w:p>
+            <w:r>
+              <w:t>9F</w:t>
               <w:br/>
               <w:t>URDU</w:t>
             </w:r>
@@ -265,30 +285,6 @@
           <w:p>
             <w:r>
               <w:t>7D</w:t>
-              <w:br/>
-              <w:t>URDU</w:t>
-            </w:r>
-          </w:p>
-        </w:tc>
-        <w:tc>
-          <w:tcPr>
-            <w:tcW w:type="dxa" w:w="1530"/>
-          </w:tcPr>
-          <w:p>
-            <w:r>
-              <w:t>7D</w:t>
-              <w:br/>
-              <w:t>URDU</w:t>
-            </w:r>
-          </w:p>
-        </w:tc>
-        <w:tc>
-          <w:tcPr>
-            <w:tcW w:type="dxa" w:w="1530"/>
-          </w:tcPr>
-          <w:p>
-            <w:r>
-              <w:t>9F</w:t>
               <w:br/>
               <w:t>URDU</w:t>
             </w:r>
@@ -363,7 +359,11 @@
             <w:tcW w:type="dxa" w:w="1530"/>
           </w:tcPr>
           <w:p>
-            <w:r/>
+            <w:r>
+              <w:t>8D</w:t>
+              <w:br/>
+              <w:t>URDU</w:t>
+            </w:r>
           </w:p>
         </w:tc>
         <w:tc>
@@ -416,7 +416,7 @@
           </w:tcPr>
           <w:p>
             <w:r>
-              <w:t>9F</w:t>
+              <w:t>8C</w:t>
               <w:br/>
               <w:t>URDU</w:t>
             </w:r>
@@ -428,7 +428,7 @@
           </w:tcPr>
           <w:p>
             <w:r>
-              <w:t>9F</w:t>
+              <w:t>9E</w:t>
               <w:br/>
               <w:t>URDU</w:t>
             </w:r>
@@ -440,7 +440,7 @@
           </w:tcPr>
           <w:p>
             <w:r>
-              <w:t>9F</w:t>
+              <w:t>9E</w:t>
               <w:br/>
               <w:t>URDU</w:t>
             </w:r>
@@ -452,7 +452,7 @@
           </w:tcPr>
           <w:p>
             <w:r>
-              <w:t>8D</w:t>
+              <w:t>8C</w:t>
               <w:br/>
               <w:t>URDU</w:t>
             </w:r>
@@ -567,18 +567,6 @@
             <w:tcW w:type="dxa" w:w="1530"/>
           </w:tcPr>
           <w:p>
-            <w:r>
-              <w:t>9E</w:t>
-              <w:br/>
-              <w:t>URDU</w:t>
-            </w:r>
-          </w:p>
-        </w:tc>
-        <w:tc>
-          <w:tcPr>
-            <w:tcW w:type="dxa" w:w="1530"/>
-          </w:tcPr>
-          <w:p>
             <w:r/>
           </w:p>
         </w:tc>
@@ -599,7 +587,23 @@
             <w:tcW w:type="dxa" w:w="1530"/>
           </w:tcPr>
           <w:p>
-            <w:r/>
+            <w:r>
+              <w:t>8C</w:t>
+              <w:br/>
+              <w:t>URDU</w:t>
+            </w:r>
+          </w:p>
+        </w:tc>
+        <w:tc>
+          <w:tcPr>
+            <w:tcW w:type="dxa" w:w="1530"/>
+          </w:tcPr>
+          <w:p>
+            <w:r>
+              <w:t>9F</w:t>
+              <w:br/>
+              <w:t>URDU</w:t>
+            </w:r>
           </w:p>
         </w:tc>
         <w:tc>
@@ -663,11 +667,15 @@
             <w:tcW w:type="dxa" w:w="1530"/>
           </w:tcPr>
           <w:p>
-            <w:r>
-              <w:t>7D</w:t>
-              <w:br/>
-              <w:t>URDU</w:t>
-            </w:r>
+            <w:r/>
+          </w:p>
+        </w:tc>
+        <w:tc>
+          <w:tcPr>
+            <w:tcW w:type="dxa" w:w="1530"/>
+          </w:tcPr>
+          <w:p>
+            <w:r/>
           </w:p>
         </w:tc>
         <w:tc>
@@ -684,19 +692,7 @@
           </w:tcPr>
           <w:p>
             <w:r>
-              <w:t>8C</w:t>
-              <w:br/>
-              <w:t>URDU</w:t>
-            </w:r>
-          </w:p>
-        </w:tc>
-        <w:tc>
-          <w:tcPr>
-            <w:tcW w:type="dxa" w:w="1530"/>
-          </w:tcPr>
-          <w:p>
-            <w:r>
-              <w:t>7D</w:t>
+              <w:t>9F</w:t>
               <w:br/>
               <w:t>URDU</w:t>
             </w:r>
@@ -739,7 +735,11 @@
             <w:tcW w:type="dxa" w:w="1530"/>
           </w:tcPr>
           <w:p>
-            <w:r/>
+            <w:r>
+              <w:t>8D</w:t>
+              <w:br/>
+              <w:t>URDU</w:t>
+            </w:r>
           </w:p>
         </w:tc>
         <w:tc>
@@ -748,7 +748,19 @@
           </w:tcPr>
           <w:p>
             <w:r>
-              <w:t>9E</w:t>
+              <w:t>7D</w:t>
+              <w:br/>
+              <w:t>URDU</w:t>
+            </w:r>
+          </w:p>
+        </w:tc>
+        <w:tc>
+          <w:tcPr>
+            <w:tcW w:type="dxa" w:w="1530"/>
+          </w:tcPr>
+          <w:p>
+            <w:r>
+              <w:t>7D</w:t>
               <w:br/>
               <w:t>URDU</w:t>
             </w:r>
@@ -761,18 +773,6 @@
           <w:p>
             <w:r>
               <w:t>8C</w:t>
-              <w:br/>
-              <w:t>URDU</w:t>
-            </w:r>
-          </w:p>
-        </w:tc>
-        <w:tc>
-          <w:tcPr>
-            <w:tcW w:type="dxa" w:w="1530"/>
-          </w:tcPr>
-          <w:p>
-            <w:r>
-              <w:t>8D</w:t>
               <w:br/>
               <w:t>URDU</w:t>
             </w:r>
@@ -822,19 +822,7 @@
           </w:tcPr>
           <w:p>
             <w:r>
-              <w:t>7D</w:t>
-              <w:br/>
-              <w:t>URDU</w:t>
-            </w:r>
-          </w:p>
-        </w:tc>
-        <w:tc>
-          <w:tcPr>
-            <w:tcW w:type="dxa" w:w="1530"/>
-          </w:tcPr>
-          <w:p>
-            <w:r>
-              <w:t>8C</w:t>
+              <w:t>9E</w:t>
               <w:br/>
               <w:t>URDU</w:t>
             </w:r>
@@ -858,7 +846,19 @@
           </w:tcPr>
           <w:p>
             <w:r>
-              <w:t>9E</w:t>
+              <w:t>8D</w:t>
+              <w:br/>
+              <w:t>URDU</w:t>
+            </w:r>
+          </w:p>
+        </w:tc>
+        <w:tc>
+          <w:tcPr>
+            <w:tcW w:type="dxa" w:w="1530"/>
+          </w:tcPr>
+          <w:p>
+            <w:r>
+              <w:t>7D</w:t>
               <w:br/>
               <w:t>URDU</w:t>
             </w:r>
